--- a/projects/ciszu/website/public/docs/docx/TEAM.docx
+++ b/projects/ciszu/website/public/docs/docx/TEAM.docx
@@ -186,7 +186,7 @@
         <w:t xml:space="preserve"> </w:t>
       </w:r>
       <w:r>
-        <w:t xml:space="preserve">- Documentación técnica para IA (ia_docs)</w:t>
+        <w:t xml:space="preserve">- Documentación técnica para IA (documentation)</w:t>
       </w:r>
       <w:r>
         <w:t xml:space="preserve"> </w:t>
@@ -417,7 +417,7 @@
         <w:t xml:space="preserve"> </w:t>
       </w:r>
       <w:r>
-        <w:t xml:space="preserve">- Technical documentation for AI (ia_docs)</w:t>
+        <w:t xml:space="preserve">- Technical documentation for AI (documentation)</w:t>
       </w:r>
       <w:r>
         <w:t xml:space="preserve"> </w:t>
